--- a/redcare-agentic-ai-platform/docs/Redcare-Architecture.docx
+++ b/redcare-agentic-ai-platform/docs/Redcare-Architecture.docx
@@ -452,6 +452,7 @@
         <w:tc>
           <w:tcPr>
             <w:tcW w:w="4971" w:type="dxa"/>
+            <w:shd w:val="clear" w:color="auto" w:fill="FAFBFD"/>
           </w:tcPr>
           <w:tcPr/>
           <w:p>
@@ -467,6 +468,7 @@
         <w:tc>
           <w:tcPr>
             <w:tcW w:w="4055" w:type="dxa"/>
+            <w:shd w:val="clear" w:color="auto" w:fill="FAFBFD"/>
           </w:tcPr>
           <w:tcPr/>
           <w:p>
@@ -516,6 +518,7 @@
         <w:tc>
           <w:tcPr>
             <w:tcW w:w="4971" w:type="dxa"/>
+            <w:shd w:val="clear" w:color="auto" w:fill="FAFBFD"/>
           </w:tcPr>
           <w:tcPr/>
           <w:p>
@@ -531,6 +534,7 @@
         <w:tc>
           <w:tcPr>
             <w:tcW w:w="4055" w:type="dxa"/>
+            <w:shd w:val="clear" w:color="auto" w:fill="FAFBFD"/>
           </w:tcPr>
           <w:tcPr/>
           <w:p>
@@ -580,6 +584,7 @@
         <w:tc>
           <w:tcPr>
             <w:tcW w:w="4971" w:type="dxa"/>
+            <w:shd w:val="clear" w:color="auto" w:fill="FAFBFD"/>
           </w:tcPr>
           <w:tcPr/>
           <w:p>
@@ -595,6 +600,7 @@
         <w:tc>
           <w:tcPr>
             <w:tcW w:w="4055" w:type="dxa"/>
+            <w:shd w:val="clear" w:color="auto" w:fill="FAFBFD"/>
           </w:tcPr>
           <w:tcPr/>
           <w:p>
@@ -1472,6 +1478,7 @@
         <w:tc>
           <w:tcPr>
             <w:tcW w:w="2028" w:type="dxa"/>
+            <w:shd w:val="clear" w:color="auto" w:fill="FAFBFD"/>
           </w:tcPr>
           <w:tcPr/>
           <w:p>
@@ -1497,6 +1504,7 @@
         <w:tc>
           <w:tcPr>
             <w:tcW w:w="2455" w:type="dxa"/>
+            <w:shd w:val="clear" w:color="auto" w:fill="FAFBFD"/>
           </w:tcPr>
           <w:tcPr/>
           <w:p>
@@ -1512,6 +1520,7 @@
         <w:tc>
           <w:tcPr>
             <w:tcW w:w="4543" w:type="dxa"/>
+            <w:shd w:val="clear" w:color="auto" w:fill="FAFBFD"/>
           </w:tcPr>
           <w:tcPr/>
           <w:p>
@@ -1596,6 +1605,7 @@
         <w:tc>
           <w:tcPr>
             <w:tcW w:w="2028" w:type="dxa"/>
+            <w:shd w:val="clear" w:color="auto" w:fill="FAFBFD"/>
           </w:tcPr>
           <w:tcPr/>
           <w:p>
@@ -1615,6 +1625,7 @@
         <w:tc>
           <w:tcPr>
             <w:tcW w:w="2455" w:type="dxa"/>
+            <w:shd w:val="clear" w:color="auto" w:fill="FAFBFD"/>
           </w:tcPr>
           <w:tcPr/>
           <w:p>
@@ -1630,6 +1641,7 @@
         <w:tc>
           <w:tcPr>
             <w:tcW w:w="4543" w:type="dxa"/>
+            <w:shd w:val="clear" w:color="auto" w:fill="FAFBFD"/>
           </w:tcPr>
           <w:tcPr/>
           <w:p>
@@ -1714,6 +1726,7 @@
         <w:tc>
           <w:tcPr>
             <w:tcW w:w="2028" w:type="dxa"/>
+            <w:shd w:val="clear" w:color="auto" w:fill="FAFBFD"/>
           </w:tcPr>
           <w:tcPr/>
           <w:p>
@@ -1733,6 +1746,7 @@
         <w:tc>
           <w:tcPr>
             <w:tcW w:w="2455" w:type="dxa"/>
+            <w:shd w:val="clear" w:color="auto" w:fill="FAFBFD"/>
           </w:tcPr>
           <w:tcPr/>
           <w:p>
@@ -1748,6 +1762,7 @@
         <w:tc>
           <w:tcPr>
             <w:tcW w:w="4543" w:type="dxa"/>
+            <w:shd w:val="clear" w:color="auto" w:fill="FAFBFD"/>
           </w:tcPr>
           <w:tcPr/>
           <w:p>
@@ -1816,6 +1831,7 @@
         <w:tc>
           <w:tcPr>
             <w:tcW w:w="2028" w:type="dxa"/>
+            <w:shd w:val="clear" w:color="auto" w:fill="FAFBFD"/>
           </w:tcPr>
           <w:tcPr/>
           <w:p>
@@ -1835,6 +1851,7 @@
         <w:tc>
           <w:tcPr>
             <w:tcW w:w="2455" w:type="dxa"/>
+            <w:shd w:val="clear" w:color="auto" w:fill="FAFBFD"/>
           </w:tcPr>
           <w:tcPr/>
           <w:p>
@@ -1850,6 +1867,7 @@
         <w:tc>
           <w:tcPr>
             <w:tcW w:w="4543" w:type="dxa"/>
+            <w:shd w:val="clear" w:color="auto" w:fill="FAFBFD"/>
           </w:tcPr>
           <w:tcPr/>
           <w:p>
@@ -1918,6 +1936,7 @@
         <w:tc>
           <w:tcPr>
             <w:tcW w:w="2028" w:type="dxa"/>
+            <w:shd w:val="clear" w:color="auto" w:fill="FAFBFD"/>
           </w:tcPr>
           <w:tcPr/>
           <w:p>
@@ -1937,6 +1956,7 @@
         <w:tc>
           <w:tcPr>
             <w:tcW w:w="2455" w:type="dxa"/>
+            <w:shd w:val="clear" w:color="auto" w:fill="FAFBFD"/>
           </w:tcPr>
           <w:tcPr/>
           <w:p>
@@ -1952,6 +1972,7 @@
         <w:tc>
           <w:tcPr>
             <w:tcW w:w="4543" w:type="dxa"/>
+            <w:shd w:val="clear" w:color="auto" w:fill="FAFBFD"/>
           </w:tcPr>
           <w:tcPr/>
           <w:p>
@@ -2020,6 +2041,7 @@
         <w:tc>
           <w:tcPr>
             <w:tcW w:w="2028" w:type="dxa"/>
+            <w:shd w:val="clear" w:color="auto" w:fill="FAFBFD"/>
           </w:tcPr>
           <w:tcPr/>
           <w:p>
@@ -2039,6 +2061,7 @@
         <w:tc>
           <w:tcPr>
             <w:tcW w:w="2455" w:type="dxa"/>
+            <w:shd w:val="clear" w:color="auto" w:fill="FAFBFD"/>
           </w:tcPr>
           <w:tcPr/>
           <w:p>
@@ -2054,6 +2077,7 @@
         <w:tc>
           <w:tcPr>
             <w:tcW w:w="4543" w:type="dxa"/>
+            <w:shd w:val="clear" w:color="auto" w:fill="FAFBFD"/>
           </w:tcPr>
           <w:tcPr/>
           <w:p>
@@ -2237,6 +2261,7 @@
         <w:tc>
           <w:tcPr>
             <w:tcW w:w="4190" w:type="dxa"/>
+            <w:shd w:val="clear" w:color="auto" w:fill="FAFBFD"/>
           </w:tcPr>
           <w:tcPr/>
           <w:p>
@@ -2252,6 +2277,7 @@
         <w:tc>
           <w:tcPr>
             <w:tcW w:w="4836" w:type="dxa"/>
+            <w:shd w:val="clear" w:color="auto" w:fill="FAFBFD"/>
           </w:tcPr>
           <w:tcPr/>
           <w:p>
@@ -2301,6 +2327,7 @@
         <w:tc>
           <w:tcPr>
             <w:tcW w:w="4190" w:type="dxa"/>
+            <w:shd w:val="clear" w:color="auto" w:fill="FAFBFD"/>
           </w:tcPr>
           <w:tcPr/>
           <w:p>
@@ -2316,6 +2343,7 @@
         <w:tc>
           <w:tcPr>
             <w:tcW w:w="4836" w:type="dxa"/>
+            <w:shd w:val="clear" w:color="auto" w:fill="FAFBFD"/>
           </w:tcPr>
           <w:tcPr/>
           <w:p>
@@ -2365,6 +2393,7 @@
         <w:tc>
           <w:tcPr>
             <w:tcW w:w="4190" w:type="dxa"/>
+            <w:shd w:val="clear" w:color="auto" w:fill="FAFBFD"/>
           </w:tcPr>
           <w:tcPr/>
           <w:p>
@@ -2380,6 +2409,7 @@
         <w:tc>
           <w:tcPr>
             <w:tcW w:w="4836" w:type="dxa"/>
+            <w:shd w:val="clear" w:color="auto" w:fill="FAFBFD"/>
           </w:tcPr>
           <w:tcPr/>
           <w:p>
@@ -2429,6 +2459,7 @@
         <w:tc>
           <w:tcPr>
             <w:tcW w:w="4190" w:type="dxa"/>
+            <w:shd w:val="clear" w:color="auto" w:fill="FAFBFD"/>
           </w:tcPr>
           <w:tcPr/>
           <w:p>
@@ -2444,6 +2475,7 @@
         <w:tc>
           <w:tcPr>
             <w:tcW w:w="4836" w:type="dxa"/>
+            <w:shd w:val="clear" w:color="auto" w:fill="FAFBFD"/>
           </w:tcPr>
           <w:tcPr/>
           <w:p>
@@ -2493,6 +2525,7 @@
         <w:tc>
           <w:tcPr>
             <w:tcW w:w="4190" w:type="dxa"/>
+            <w:shd w:val="clear" w:color="auto" w:fill="FAFBFD"/>
           </w:tcPr>
           <w:tcPr/>
           <w:p>
@@ -2508,6 +2541,7 @@
         <w:tc>
           <w:tcPr>
             <w:tcW w:w="4836" w:type="dxa"/>
+            <w:shd w:val="clear" w:color="auto" w:fill="FAFBFD"/>
           </w:tcPr>
           <w:tcPr/>
           <w:p>
@@ -3395,6 +3429,7 @@
         <w:tc>
           <w:tcPr>
             <w:tcW w:w="1380" w:type="dxa"/>
+            <w:shd w:val="clear" w:color="auto" w:fill="FAFBFD"/>
           </w:tcPr>
           <w:tcPr/>
           <w:p>
@@ -3414,6 +3449,7 @@
         <w:tc>
           <w:tcPr>
             <w:tcW w:w="5197" w:type="dxa"/>
+            <w:shd w:val="clear" w:color="auto" w:fill="FAFBFD"/>
           </w:tcPr>
           <w:tcPr/>
           <w:p>
@@ -3468,6 +3504,7 @@
         <w:tc>
           <w:tcPr>
             <w:tcW w:w="2449" w:type="dxa"/>
+            <w:shd w:val="clear" w:color="auto" w:fill="FAFBFD"/>
           </w:tcPr>
           <w:tcPr/>
           <w:p>
@@ -3575,6 +3612,7 @@
         <w:tc>
           <w:tcPr>
             <w:tcW w:w="1380" w:type="dxa"/>
+            <w:shd w:val="clear" w:color="auto" w:fill="FAFBFD"/>
           </w:tcPr>
           <w:tcPr/>
           <w:p>
@@ -3594,6 +3632,7 @@
         <w:tc>
           <w:tcPr>
             <w:tcW w:w="5197" w:type="dxa"/>
+            <w:shd w:val="clear" w:color="auto" w:fill="FAFBFD"/>
           </w:tcPr>
           <w:tcPr/>
           <w:p>
@@ -3660,6 +3699,7 @@
         <w:tc>
           <w:tcPr>
             <w:tcW w:w="2449" w:type="dxa"/>
+            <w:shd w:val="clear" w:color="auto" w:fill="FAFBFD"/>
           </w:tcPr>
           <w:tcPr/>
           <w:p>
@@ -3943,6 +3983,7 @@
         <w:tc>
           <w:tcPr>
             <w:tcW w:w="2668" w:type="dxa"/>
+            <w:shd w:val="clear" w:color="auto" w:fill="FAFBFD"/>
           </w:tcPr>
           <w:tcPr/>
           <w:p>
@@ -3958,6 +3999,7 @@
         <w:tc>
           <w:tcPr>
             <w:tcW w:w="3122" w:type="dxa"/>
+            <w:shd w:val="clear" w:color="auto" w:fill="FAFBFD"/>
           </w:tcPr>
           <w:tcPr/>
           <w:p>
@@ -3973,6 +4015,7 @@
         <w:tc>
           <w:tcPr>
             <w:tcW w:w="1364" w:type="dxa"/>
+            <w:shd w:val="clear" w:color="auto" w:fill="FAFBFD"/>
           </w:tcPr>
           <w:tcPr/>
           <w:p>
@@ -3988,6 +4031,7 @@
         <w:tc>
           <w:tcPr>
             <w:tcW w:w="1872" w:type="dxa"/>
+            <w:shd w:val="clear" w:color="auto" w:fill="FAFBFD"/>
           </w:tcPr>
           <w:tcPr/>
           <w:p>
@@ -4067,6 +4111,7 @@
         <w:tc>
           <w:tcPr>
             <w:tcW w:w="2668" w:type="dxa"/>
+            <w:shd w:val="clear" w:color="auto" w:fill="FAFBFD"/>
           </w:tcPr>
           <w:tcPr/>
           <w:p>
@@ -4082,6 +4127,7 @@
         <w:tc>
           <w:tcPr>
             <w:tcW w:w="3122" w:type="dxa"/>
+            <w:shd w:val="clear" w:color="auto" w:fill="FAFBFD"/>
           </w:tcPr>
           <w:tcPr/>
           <w:p>
@@ -4097,6 +4143,7 @@
         <w:tc>
           <w:tcPr>
             <w:tcW w:w="1364" w:type="dxa"/>
+            <w:shd w:val="clear" w:color="auto" w:fill="FAFBFD"/>
           </w:tcPr>
           <w:tcPr/>
           <w:p>
@@ -4112,6 +4159,7 @@
         <w:tc>
           <w:tcPr>
             <w:tcW w:w="1872" w:type="dxa"/>
+            <w:shd w:val="clear" w:color="auto" w:fill="FAFBFD"/>
           </w:tcPr>
           <w:tcPr/>
           <w:p>
@@ -4338,6 +4386,7 @@
         <w:tc>
           <w:tcPr>
             <w:tcW w:w="2498" w:type="dxa"/>
+            <w:shd w:val="clear" w:color="auto" w:fill="FAFBFD"/>
           </w:tcPr>
           <w:tcPr/>
           <w:p>
@@ -4356,6 +4405,7 @@
         <w:tc>
           <w:tcPr>
             <w:tcW w:w="1841" w:type="dxa"/>
+            <w:shd w:val="clear" w:color="auto" w:fill="FAFBFD"/>
           </w:tcPr>
           <w:tcPr/>
           <w:p>
@@ -4375,6 +4425,7 @@
         <w:tc>
           <w:tcPr>
             <w:tcW w:w="4687" w:type="dxa"/>
+            <w:shd w:val="clear" w:color="auto" w:fill="FAFBFD"/>
           </w:tcPr>
           <w:tcPr/>
           <w:p>
@@ -4442,6 +4493,7 @@
         <w:tc>
           <w:tcPr>
             <w:tcW w:w="2498" w:type="dxa"/>
+            <w:shd w:val="clear" w:color="auto" w:fill="FAFBFD"/>
           </w:tcPr>
           <w:tcPr/>
           <w:p>
@@ -4460,6 +4512,7 @@
         <w:tc>
           <w:tcPr>
             <w:tcW w:w="1841" w:type="dxa"/>
+            <w:shd w:val="clear" w:color="auto" w:fill="FAFBFD"/>
           </w:tcPr>
           <w:tcPr/>
           <w:p>
@@ -4475,6 +4528,7 @@
         <w:tc>
           <w:tcPr>
             <w:tcW w:w="4687" w:type="dxa"/>
+            <w:shd w:val="clear" w:color="auto" w:fill="FAFBFD"/>
           </w:tcPr>
           <w:tcPr/>
           <w:p>
@@ -4660,6 +4714,7 @@
         <w:tc>
           <w:tcPr>
             <w:tcW w:w="3905" w:type="dxa"/>
+            <w:shd w:val="clear" w:color="auto" w:fill="FAFBFD"/>
           </w:tcPr>
           <w:tcPr/>
           <w:p>
@@ -4675,6 +4730,7 @@
         <w:tc>
           <w:tcPr>
             <w:tcW w:w="5121" w:type="dxa"/>
+            <w:shd w:val="clear" w:color="auto" w:fill="FAFBFD"/>
           </w:tcPr>
           <w:tcPr/>
           <w:p>
@@ -4724,6 +4780,7 @@
         <w:tc>
           <w:tcPr>
             <w:tcW w:w="3905" w:type="dxa"/>
+            <w:shd w:val="clear" w:color="auto" w:fill="FAFBFD"/>
           </w:tcPr>
           <w:tcPr/>
           <w:p>
@@ -4739,6 +4796,7 @@
         <w:tc>
           <w:tcPr>
             <w:tcW w:w="5121" w:type="dxa"/>
+            <w:shd w:val="clear" w:color="auto" w:fill="FAFBFD"/>
           </w:tcPr>
           <w:tcPr/>
           <w:p>
@@ -4788,6 +4846,7 @@
         <w:tc>
           <w:tcPr>
             <w:tcW w:w="3905" w:type="dxa"/>
+            <w:shd w:val="clear" w:color="auto" w:fill="FAFBFD"/>
           </w:tcPr>
           <w:tcPr/>
           <w:p>
@@ -4803,6 +4862,7 @@
         <w:tc>
           <w:tcPr>
             <w:tcW w:w="5121" w:type="dxa"/>
+            <w:shd w:val="clear" w:color="auto" w:fill="FAFBFD"/>
           </w:tcPr>
           <w:tcPr/>
           <w:p>
@@ -4868,6 +4928,7 @@
         <w:tc>
           <w:tcPr>
             <w:tcW w:w="3905" w:type="dxa"/>
+            <w:shd w:val="clear" w:color="auto" w:fill="FAFBFD"/>
           </w:tcPr>
           <w:tcPr/>
           <w:p>
@@ -4883,6 +4944,7 @@
         <w:tc>
           <w:tcPr>
             <w:tcW w:w="5121" w:type="dxa"/>
+            <w:shd w:val="clear" w:color="auto" w:fill="FAFBFD"/>
           </w:tcPr>
           <w:tcPr/>
           <w:p>
@@ -4932,6 +4994,7 @@
         <w:tc>
           <w:tcPr>
             <w:tcW w:w="3905" w:type="dxa"/>
+            <w:shd w:val="clear" w:color="auto" w:fill="FAFBFD"/>
           </w:tcPr>
           <w:tcPr/>
           <w:p>
@@ -4947,6 +5010,7 @@
         <w:tc>
           <w:tcPr>
             <w:tcW w:w="5121" w:type="dxa"/>
+            <w:shd w:val="clear" w:color="auto" w:fill="FAFBFD"/>
           </w:tcPr>
           <w:tcPr/>
           <w:p>
@@ -5182,6 +5246,7 @@
         <w:tc>
           <w:tcPr>
             <w:tcW w:w="3028" w:type="dxa"/>
+            <w:shd w:val="clear" w:color="auto" w:fill="FAFBFD"/>
           </w:tcPr>
           <w:tcPr/>
           <w:p>
@@ -5197,6 +5262,7 @@
         <w:tc>
           <w:tcPr>
             <w:tcW w:w="3736" w:type="dxa"/>
+            <w:shd w:val="clear" w:color="auto" w:fill="FAFBFD"/>
           </w:tcPr>
           <w:tcPr/>
           <w:p>
@@ -5212,6 +5278,7 @@
         <w:tc>
           <w:tcPr>
             <w:tcW w:w="2262" w:type="dxa"/>
+            <w:shd w:val="clear" w:color="auto" w:fill="FAFBFD"/>
           </w:tcPr>
           <w:tcPr/>
           <w:p>
@@ -5276,6 +5343,7 @@
         <w:tc>
           <w:tcPr>
             <w:tcW w:w="3028" w:type="dxa"/>
+            <w:shd w:val="clear" w:color="auto" w:fill="FAFBFD"/>
           </w:tcPr>
           <w:tcPr/>
           <w:p>
@@ -5291,6 +5359,7 @@
         <w:tc>
           <w:tcPr>
             <w:tcW w:w="3736" w:type="dxa"/>
+            <w:shd w:val="clear" w:color="auto" w:fill="FAFBFD"/>
           </w:tcPr>
           <w:tcPr/>
           <w:p>
@@ -5306,6 +5375,7 @@
         <w:tc>
           <w:tcPr>
             <w:tcW w:w="2262" w:type="dxa"/>
+            <w:shd w:val="clear" w:color="auto" w:fill="FAFBFD"/>
           </w:tcPr>
           <w:tcPr/>
           <w:p>
@@ -5587,6 +5657,7 @@
         <w:tc>
           <w:tcPr>
             <w:tcW w:w="1703" w:type="dxa"/>
+            <w:shd w:val="clear" w:color="auto" w:fill="FAFBFD"/>
           </w:tcPr>
           <w:tcPr/>
           <w:p>
@@ -5602,6 +5673,7 @@
         <w:tc>
           <w:tcPr>
             <w:tcW w:w="3418" w:type="dxa"/>
+            <w:shd w:val="clear" w:color="auto" w:fill="FAFBFD"/>
           </w:tcPr>
           <w:tcPr/>
           <w:p>
@@ -5617,6 +5689,7 @@
         <w:tc>
           <w:tcPr>
             <w:tcW w:w="3905" w:type="dxa"/>
+            <w:shd w:val="clear" w:color="auto" w:fill="FAFBFD"/>
           </w:tcPr>
           <w:tcPr/>
           <w:p>
@@ -5693,6 +5766,7 @@
         <w:tc>
           <w:tcPr>
             <w:tcW w:w="1703" w:type="dxa"/>
+            <w:shd w:val="clear" w:color="auto" w:fill="FAFBFD"/>
           </w:tcPr>
           <w:tcPr/>
           <w:p>
@@ -5708,6 +5782,7 @@
         <w:tc>
           <w:tcPr>
             <w:tcW w:w="3418" w:type="dxa"/>
+            <w:shd w:val="clear" w:color="auto" w:fill="FAFBFD"/>
           </w:tcPr>
           <w:tcPr/>
           <w:p>
@@ -5723,6 +5798,7 @@
         <w:tc>
           <w:tcPr>
             <w:tcW w:w="3905" w:type="dxa"/>
+            <w:shd w:val="clear" w:color="auto" w:fill="FAFBFD"/>
           </w:tcPr>
           <w:tcPr/>
           <w:p>
@@ -6054,6 +6130,7 @@
         <w:tc>
           <w:tcPr>
             <w:tcW w:w="3700" w:type="dxa"/>
+            <w:shd w:val="clear" w:color="auto" w:fill="FAFBFD"/>
           </w:tcPr>
           <w:tcPr/>
           <w:p>
@@ -6069,6 +6146,7 @@
         <w:tc>
           <w:tcPr>
             <w:tcW w:w="5326" w:type="dxa"/>
+            <w:shd w:val="clear" w:color="auto" w:fill="FAFBFD"/>
           </w:tcPr>
           <w:tcPr/>
           <w:p>
@@ -6118,6 +6196,7 @@
         <w:tc>
           <w:tcPr>
             <w:tcW w:w="3700" w:type="dxa"/>
+            <w:shd w:val="clear" w:color="auto" w:fill="FAFBFD"/>
           </w:tcPr>
           <w:tcPr/>
           <w:p>
@@ -6133,6 +6212,7 @@
         <w:tc>
           <w:tcPr>
             <w:tcW w:w="5326" w:type="dxa"/>
+            <w:shd w:val="clear" w:color="auto" w:fill="FAFBFD"/>
           </w:tcPr>
           <w:tcPr/>
           <w:p>
@@ -6182,6 +6262,7 @@
         <w:tc>
           <w:tcPr>
             <w:tcW w:w="3700" w:type="dxa"/>
+            <w:shd w:val="clear" w:color="auto" w:fill="FAFBFD"/>
           </w:tcPr>
           <w:tcPr/>
           <w:p>
@@ -6197,6 +6278,7 @@
         <w:tc>
           <w:tcPr>
             <w:tcW w:w="5326" w:type="dxa"/>
+            <w:shd w:val="clear" w:color="auto" w:fill="FAFBFD"/>
           </w:tcPr>
           <w:tcPr/>
           <w:p>
